--- a/backend/templates/temp_docx/RPS_Praktikum Basic Command Line Linux_28c9ae22-18a9-4fe0-884f-84ce9d1aa2c4.docx
+++ b/backend/templates/temp_docx/RPS_Praktikum Basic Command Line Linux_28c9ae22-18a9-4fe0-884f-84ce9d1aa2c4.docx
@@ -573,7 +573,7 @@
               <w:rPr>
                 <w:sz w:val="20"/>
               </w:rPr>
-              <w:t>19 January 2026</w:t>
+              <w:t>21 January 2026</w:t>
             </w:r>
           </w:p>
         </w:tc>
@@ -772,7 +772,7 @@
               <w:rPr>
                 <w:sz w:val="20"/>
               </w:rPr>
-              <w:t>-</w:t>
+              <w:t>syahrul</w:t>
             </w:r>
           </w:p>
         </w:tc>
@@ -795,7 +795,7 @@
               <w:rPr>
                 <w:sz w:val="20"/>
               </w:rPr>
-              <w:t>-</w:t>
+              <w:t>syahrul</w:t>
             </w:r>
           </w:p>
         </w:tc>
@@ -818,7 +818,7 @@
               <w:rPr>
                 <w:sz w:val="20"/>
               </w:rPr>
-              <w:t>-</w:t>
+              <w:t>syahrul</w:t>
             </w:r>
           </w:p>
         </w:tc>
@@ -841,7 +841,7 @@
               <w:rPr>
                 <w:sz w:val="20"/>
               </w:rPr>
-              <w:t>-</w:t>
+              <w:t>syahrul</w:t>
             </w:r>
           </w:p>
         </w:tc>
@@ -1086,11 +1086,11 @@
                 <w:spacing w:val="-2"/>
                 <w:sz w:val="20"/>
               </w:rPr>
-              <w:t>Mahasiswa mampu menjelaskan konsep dasar sistem operasi Linux dan penggunaannya.
-Mahasiswa dapat mengidentifikasi dan menggunakan perintah dasar dalam Command Line Interface (CLI) Linux.
-Mahasiswa mampu menerapkan perintah-perintah dasar untuk mengelola file dan direktori di Linux.
-Mahasiswa dapat menganalisis dan memecahkan masalah sederhana yang terkait dengan penggunaan Command Line di Linux.
-Mahasiswa mampu mengevaluasi efektivitas penggunaan perintah Command Line untuk tugas-tugas sehari-hari di Linux.</w:t>
+              <w:t>CPMK-1: Mahasiswa mampu menjelaskan konsep dasar sistem operasi Linux dan penggunaannya.
+CPMK-2: Mahasiswa dapat mengidentifikasi dan menggunakan perintah dasar dalam Command Line Interface (CLI) Linux.
+CPMK-3: Mahasiswa mampu menerapkan perintah-perintah dasar untuk mengelola file dan direktori di Linux.
+CPMK-4: Mahasiswa dapat menganalisis dan memecahkan masalah sederhana yang terkait dengan penggunaan Command Line di Linux.
+CPMK-5: Mahasiswa mampu mengevaluasi efektivitas penggunaan perintah Command Line untuk tugas-tugas sehari-hari di Linux.</w:t>
             </w:r>
           </w:p>
         </w:tc>
@@ -1259,11 +1259,11 @@
                 <w:spacing w:val="-2"/>
                 <w:sz w:val="20"/>
               </w:rPr>
-              <w:t>Mahasiswa mampu menjelaskan konsep dasar sistem operasi Linux dan penggunaannya.
-Mahasiswa dapat mengidentifikasi dan menggunakan perintah dasar dalam Command Line Interface (CLI) Linux.
-Mahasiswa mampu menerapkan perintah-perintah dasar untuk mengelola file dan direktori di Linux.
-Mahasiswa dapat menganalisis dan memecahkan masalah sederhana yang terkait dengan penggunaan Command Line di Linux.
-Mahasiswa mampu mengevaluasi efektivitas penggunaan perintah Command Line untuk tugas-tugas sehari-hari di Linux.</w:t>
+              <w:t>CPMK-1: Mahasiswa mampu menjelaskan konsep dasar sistem operasi Linux dan penggunaannya.
+CPMK-2: Mahasiswa dapat mengidentifikasi dan menggunakan perintah dasar dalam Command Line Interface (CLI) Linux.
+CPMK-3: Mahasiswa mampu menerapkan perintah-perintah dasar untuk mengelola file dan direktori di Linux.
+CPMK-4: Mahasiswa dapat menganalisis dan memecahkan masalah sederhana yang terkait dengan penggunaan Command Line di Linux.
+CPMK-5: Mahasiswa mampu mengevaluasi efektivitas penggunaan perintah Command Line untuk tugas-tugas sehari-hari di Linux.</w:t>
             </w:r>
           </w:p>
         </w:tc>
@@ -1423,11 +1423,11 @@
                 <w:spacing w:val="-2"/>
                 <w:sz w:val="20"/>
               </w:rPr>
-              <w:t>Mahasiswa mampu menjelaskan konsep dasar sistem operasi Linux dan penggunaannya.
-Mahasiswa dapat mengidentifikasi dan menggunakan perintah dasar dalam Command Line Interface (CLI) Linux.
-Mahasiswa mampu menerapkan perintah-perintah dasar untuk mengelola file dan direktori di Linux.
-Mahasiswa dapat menganalisis dan memecahkan masalah sederhana yang terkait dengan penggunaan Command Line di Linux.
-Mahasiswa mampu mengevaluasi efektivitas penggunaan perintah Command Line untuk tugas-tugas sehari-hari di Linux.</w:t>
+              <w:t>CPMK-1: Mahasiswa mampu menjelaskan konsep dasar sistem operasi Linux dan penggunaannya.
+CPMK-2: Mahasiswa dapat mengidentifikasi dan menggunakan perintah dasar dalam Command Line Interface (CLI) Linux.
+CPMK-3: Mahasiswa mampu menerapkan perintah-perintah dasar untuk mengelola file dan direktori di Linux.
+CPMK-4: Mahasiswa dapat menganalisis dan memecahkan masalah sederhana yang terkait dengan penggunaan Command Line di Linux.
+CPMK-5: Mahasiswa mampu mengevaluasi efektivitas penggunaan perintah Command Line untuk tugas-tugas sehari-hari di Linux.</w:t>
             </w:r>
           </w:p>
         </w:tc>
@@ -1514,17 +1514,8 @@
               <w:rPr>
                 <w:sz w:val="20"/>
               </w:rPr>
-              <w:t>     </w:t>
-            </w:r>
-          </w:p>
-          <w:p>
-            <w:pPr>
-              <w:pStyle w:val="TableParagraph"/>
-              <w:spacing w:before="70"/>
-              <w:rPr>
-                <w:sz w:val="20"/>
-              </w:rPr>
-            </w:pPr>
+              <w:t/>
+            </w:r>
             <w:r>
               <w:rPr>
                 <w:noProof/>
@@ -1532,7 +1523,7 @@
               <mc:AlternateContent>
                 <mc:Choice Requires="wps">
                   <w:drawing>
-                    <wp:inline distT="0" distB="0" distL="0" distR="0" wp14:anchorId="5A175917" wp14:editId="4CC1B9EC">
+                    <wp:inline distT="0" distB="0" distL="0" distR="0" wp14:anchorId="372EEC01" wp14:editId="1E20BFA7">
                       <wp:extent cx="4505325" cy="484505"/>
                       <wp:effectExtent l="0" t="0" r="0" b="0"/>
                       <wp:docPr id="5" name="Textbox 5"/>
@@ -1717,7 +1708,7 @@
                 </mc:Choice>
                 <mc:Fallback>
                   <w:pict>
-                    <v:shapetype w14:anchorId="5A175917" id="_x0000_t202" coordsize="21600,21600" o:spt="202" path="m,l,21600r21600,l21600,xe">
+                    <v:shapetype w14:anchorId="372EEC01" id="_x0000_t202" coordsize="21600,21600" o:spt="202" path="m,l,21600r21600,l21600,xe">
                       <v:stroke joinstyle="miter"/>
                       <v:path gradientshapeok="t" o:connecttype="rect"/>
                     </v:shapetype>
@@ -1880,6 +1871,21 @@
                 </mc:Fallback>
               </mc:AlternateContent>
             </w:r>
+            <w:r>
+              <w:rPr>
+                <w:sz w:val="20"/>
+              </w:rPr>
+              <w:t xml:space="preserve">     </w:t>
+            </w:r>
+          </w:p>
+          <w:p>
+            <w:pPr>
+              <w:pStyle w:val="TableParagraph"/>
+              <w:spacing w:before="70"/>
+              <w:rPr>
+                <w:sz w:val="20"/>
+              </w:rPr>
+            </w:pPr>
           </w:p>
         </w:tc>
       </w:tr>
@@ -2023,7 +2029,7 @@
                 <w:spacing w:val="-2"/>
                 <w:sz w:val="18"/>
               </w:rPr>
-              <w:t>-</w:t>
+              <w:t>Topik 1: Pengenalan Sistem Operasi Linux - Memahami konsep dasar sistem operasi Linux, sejarahnya, serta karakteristik yang membedakannya dari sistem operasi lainnya., Topik 2: Antarmuka Command Line dan Terminal - Penjelasan tentang Command Line Interface (CLI), bagaimana cara mengakses terminal, dan perbedaan antara CLI dan GUI., Topik 3: Perintah Dasar dalam Linux - Pengantar perintah-perintah dasar seperti ls, cd, cp, mv, rm, dan cat, serta penggunaannya dalam navigasi dan pengelolaan file., Topik 4: Manajemen File dan Direktori - Teknik-teknik untuk membuat, menghapus, memindahkan, dan menyalin file dan direktori, serta cara menggunakan perintah chmod dan chown untuk mengelola izin akses., Topik 5: Pencarian dan Penyaringan Data - Memahami penggunaan perintah grep, find, dan sort untuk mencari dan menyaring data di dalam file dan direktori., Topik 6: Pengelolaan Proses dan Sumber Daya - Memahami cara memantau dan mengelola proses yang berjalan dengan perintah ps, top, dan kill., Topik 7: Pemecahan Masalah Umum di Command Line - Teknik untuk menganalisis dan memecahkan masalah sederhana yang sering terjadi saat menggunakan CLI, termasuk pemecahan masalah izin dan kesalahan perintah., Topik 8: Evaluasi Efektivitas CLI - Diskusi tentang keuntungan dan kerugian menggunakan Command Line untuk tugas-tugas sehari-hari, serta studi kasus penggunaan perintah yang lebih efisien.</w:t>
             </w:r>
           </w:p>
         </w:tc>
@@ -2142,7 +2148,7 @@
                 <w:spacing w:val="-2"/>
                 <w:sz w:val="20"/>
               </w:rPr>
-              <w:t>-</w:t>
+              <w:t>syahrul</w:t>
             </w:r>
           </w:p>
         </w:tc>
@@ -2568,7 +2574,7 @@
                 <w:b/>
                 <w:sz w:val="20"/>
               </w:rPr>
-              <w:t>-</w:t>
+              <w:t>1</w:t>
             </w:r>
           </w:p>
         </w:tc>
@@ -2591,7 +2597,7 @@
               <w:rPr>
                 <w:sz w:val="16"/>
               </w:rPr>
-              <w:t>CPMK-1, CPMK-2, CPMK-3, CPMK-4, CPMK-5</w:t>
+              <w:t>Sub-CPMK-1</w:t>
             </w:r>
           </w:p>
         </w:tc>
@@ -2614,7 +2620,7 @@
               <w:rPr>
                 <w:sz w:val="16"/>
               </w:rPr>
-              <w:t>-</w:t>
+              <w:t>Mahasiswa mampu mahasiswa mampu mengidentifikasi dan menjelaskan fungsi utama dari komponen sistem operasi linux, seperti kernel, shell, dan sistem file.</w:t>
             </w:r>
           </w:p>
         </w:tc>
@@ -2637,7 +2643,7 @@
               <w:rPr>
                 <w:sz w:val="16"/>
               </w:rPr>
-              <w:t>-</w:t>
+              <w:t>Pengenalan Sistem Operasi Linux - Memahami konsep dasar sistem operasi Linux, sejarahnya, serta karakteristik yang membedakannya dari sistem operasi lainnya.</w:t>
             </w:r>
           </w:p>
         </w:tc>
@@ -2660,7 +2666,7 @@
               <w:rPr>
                 <w:sz w:val="16"/>
               </w:rPr>
-              <w:t>-</w:t>
+              <w:t>Ceramah, Diskusi</w:t>
             </w:r>
           </w:p>
         </w:tc>
@@ -2683,7 +2689,7 @@
               <w:rPr>
                 <w:sz w:val="16"/>
               </w:rPr>
-              <w:t>-</w:t>
+              <w:t>150</w:t>
             </w:r>
           </w:p>
         </w:tc>
@@ -2729,7 +2735,7 @@
               <w:rPr>
                 <w:sz w:val="20"/>
               </w:rPr>
-              <w:t>-</w:t>
+              <w:t>7</w:t>
             </w:r>
           </w:p>
         </w:tc>
@@ -3057,7 +3063,7 @@
                 <w:b/>
                 <w:sz w:val="20"/>
               </w:rPr>
-              <w:t>-</w:t>
+              <w:t>1</w:t>
             </w:r>
           </w:p>
         </w:tc>
@@ -3080,7 +3086,7 @@
               <w:rPr>
                 <w:sz w:val="16"/>
               </w:rPr>
-              <w:t>CPMK-1, CPMK-2, CPMK-3, CPMK-4, CPMK-5</w:t>
+              <w:t>Sub-CPMK-1</w:t>
             </w:r>
           </w:p>
         </w:tc>
@@ -3103,7 +3109,7 @@
               <w:rPr>
                 <w:sz w:val="16"/>
               </w:rPr>
-              <w:t>-</w:t>
+              <w:t>Mahasiswa mampu mahasiswa mampu mengidentifikasi dan menjelaskan fungsi utama dari komponen sistem operasi linux, seperti kernel, shell, dan sistem file.</w:t>
             </w:r>
           </w:p>
         </w:tc>
@@ -3126,7 +3132,7 @@
               <w:rPr>
                 <w:sz w:val="16"/>
               </w:rPr>
-              <w:t>-</w:t>
+              <w:t>Pengenalan Sistem Operasi Linux - Memahami konsep dasar sistem operasi Linux, sejarahnya, serta karakteristik yang membedakannya dari sistem operasi lainnya.</w:t>
             </w:r>
           </w:p>
         </w:tc>
@@ -3149,7 +3155,7 @@
               <w:rPr>
                 <w:sz w:val="16"/>
               </w:rPr>
-              <w:t>-</w:t>
+              <w:t>Ceramah, Diskusi</w:t>
             </w:r>
           </w:p>
         </w:tc>
@@ -3172,7 +3178,7 @@
               <w:rPr>
                 <w:sz w:val="16"/>
               </w:rPr>
-              <w:t>-</w:t>
+              <w:t>150</w:t>
             </w:r>
           </w:p>
         </w:tc>
@@ -3218,7 +3224,7 @@
               <w:rPr>
                 <w:sz w:val="20"/>
               </w:rPr>
-              <w:t>-</w:t>
+              <w:t>7</w:t>
             </w:r>
           </w:p>
         </w:tc>
@@ -4031,7 +4037,7 @@
                 <w:spacing w:val="-2"/>
                 <w:sz w:val="20"/>
               </w:rPr>
-              <w:t>CPMK-1, CPMK-2, CPMK-3, CPMK-4, CPMK-5</w:t>
+              <w:t>Sub-CPMK-1</w:t>
             </w:r>
           </w:p>
         </w:tc>
@@ -4095,7 +4101,7 @@
                 <w:spacing w:val="-2"/>
                 <w:sz w:val="20"/>
               </w:rPr>
-              <w:t>-</w:t>
+              <w:t>Mahasiswa mampu mahasiswa mampu mengidentifikasi dan menjelaskan fungsi utama dari komponen sistem operasi linux, seperti kernel, shell, dan sistem file.</w:t>
             </w:r>
           </w:p>
         </w:tc>
@@ -4220,7 +4226,7 @@
                 <w:spacing w:val="-2"/>
                 <w:sz w:val="20"/>
               </w:rPr>
-              <w:t>-</w:t>
+              <w:t>Tugas 1: Mahasiswa mampu mengidentifikasi dan menjelaskan fungsi utam...</w:t>
             </w:r>
           </w:p>
         </w:tc>
@@ -4297,7 +4303,7 @@
                 <w:spacing w:val="-2"/>
                 <w:sz w:val="20"/>
               </w:rPr>
-              <w:t>-</w:t>
+              <w:t>Minggu ke-1</w:t>
             </w:r>
           </w:p>
         </w:tc>
@@ -4382,7 +4388,10 @@
                 <w:spacing w:val="-2"/>
                 <w:sz w:val="20"/>
               </w:rPr>
-              <w:t>-</w:t>
+              <w:t>1. Pelajari materi terkait Sub-CPMK-1
+2. Kerjakan tugas sesuai dengan capaian pembelajaran: "Mahasiswa mampu mengidentifikasi dan menjelaskan fungsi utama dari komponen sistem operasi Linux, seperti kernel, shell, dan sistem file."
+3. Dokumentasikan hasil pekerjaan dengan rapi
+4. Submit tepat waktu sebelum deadline</w:t>
             </w:r>
           </w:p>
         </w:tc>
@@ -4459,7 +4468,7 @@
                 <w:spacing w:val="-2"/>
                 <w:sz w:val="20"/>
               </w:rPr>
-              <w:t>-</w:t>
+              <w:t>Laporan/dokumen tertulis yang menunjukkan pemahaman terhadap Sub-CPMK-1</w:t>
             </w:r>
           </w:p>
         </w:tc>
@@ -4553,7 +4562,10 @@
                 <w:spacing w:val="-2"/>
                 <w:sz w:val="20"/>
               </w:rPr>
-              <w:t>-</w:t>
+              <w:t>- Kesesuaian dengan Sub-CPMK-1 (40%)
+- Kelengkapan dan kedalaman isi (30%)
+- Kerapihan dan sistematika penulisan (20%)
+- Ketepatan waktu pengumpulan (10%)</w:t>
             </w:r>
           </w:p>
         </w:tc>
@@ -4631,7 +4643,7 @@
                 <w:spacing w:val="-2"/>
                 <w:sz w:val="20"/>
               </w:rPr>
-              <w:t>-</w:t>
+              <w:t>Penilaian hasil kerja/laporan</w:t>
             </w:r>
           </w:p>
         </w:tc>
@@ -4708,7 +4720,7 @@
                 <w:spacing w:val="-2"/>
                 <w:sz w:val="20"/>
               </w:rPr>
-              <w:t>-</w:t>
+              <w:t>20</w:t>
             </w:r>
           </w:p>
         </w:tc>
@@ -5140,7 +5152,7 @@
                 <w:b/>
                 <w:sz w:val="20"/>
               </w:rPr>
-              <w:t>-</w:t>
+              <w:t>1</w:t>
             </w:r>
           </w:p>
         </w:tc>
@@ -5209,7 +5221,7 @@
               <w:rPr>
                 <w:sz w:val="16"/>
               </w:rPr>
-              <w:t>CPMK-1, CPMK-2, CPMK-3, CPMK-4, CPMK-5</w:t>
+              <w:t>Sub-CPMK-1</w:t>
             </w:r>
           </w:p>
         </w:tc>
@@ -5232,7 +5244,7 @@
               <w:rPr>
                 <w:sz w:val="16"/>
               </w:rPr>
-              <w:t>-</w:t>
+              <w:t>Pengenalan Sistem Operasi Linux - Memahami konsep dasar sistem operasi Linux, sejarahnya, serta karakteristik yang membedakannya dari sistem operasi lainnya.</w:t>
             </w:r>
           </w:p>
         </w:tc>
@@ -5255,7 +5267,7 @@
               <w:rPr>
                 <w:sz w:val="16"/>
               </w:rPr>
-              <w:t>-</w:t>
+              <w:t>Quiz</w:t>
             </w:r>
           </w:p>
         </w:tc>
@@ -5278,7 +5290,7 @@
               <w:rPr>
                 <w:sz w:val="20"/>
               </w:rPr>
-              <w:t>-</w:t>
+              <w:t>7</w:t>
             </w:r>
           </w:p>
         </w:tc>
@@ -6778,7 +6790,7 @@
           </mc:Choice>
           <mc:Fallback>
             <w:pict>
-              <v:group w14:anchorId="7C84AD90" id="Group 8" o:spid="_x0000_s1026" style="width:168pt;height:.75pt;mso-position-horizontal-relative:char;mso-position-vertical-relative:line" coordsize="21336,95" o:gfxdata="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">
+              <v:group w14:anchorId="6C361B0C" id="Group 8" o:spid="_x0000_s1026" style="width:168pt;height:.75pt;mso-position-horizontal-relative:char;mso-position-vertical-relative:line" coordsize="21336,95" o:gfxdata="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">
                 <v:shape id="Graphic 9" o:spid="_x0000_s1027" style="position:absolute;width:21336;height:95;visibility:visible;mso-wrap-style:square;v-text-anchor:top" coordsize="2133600,9525" o:gfxdata="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" path="m2133599,9524l,9524,,,2133599,r,9524xe" fillcolor="black" stroked="f">
                   <v:path arrowok="t"/>
                 </v:shape>
@@ -6967,7 +6979,7 @@
           </mc:Choice>
           <mc:Fallback>
             <w:pict>
-              <v:shape w14:anchorId="48000AC0" id="Graphic 10" o:spid="_x0000_s1026" style="position:absolute;margin-left:341.25pt;margin-top:16.35pt;width:168pt;height:.75pt;z-index:-15727616;visibility:visible;mso-wrap-style:square;mso-wrap-distance-left:0;mso-wrap-distance-top:0;mso-wrap-distance-right:0;mso-wrap-distance-bottom:0;mso-position-horizontal:absolute;mso-position-horizontal-relative:page;mso-position-vertical:absolute;mso-position-vertical-relative:text;v-text-anchor:top" coordsize="2133600,9525" o:gfxdata="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" path="m2133599,9524l,9524,,,2133599,r,9524xe" fillcolor="black" stroked="f">
+              <v:shape w14:anchorId="4EE895A5" id="Graphic 10" o:spid="_x0000_s1026" style="position:absolute;margin-left:341.25pt;margin-top:16.35pt;width:168pt;height:.75pt;z-index:-15727616;visibility:visible;mso-wrap-style:square;mso-wrap-distance-left:0;mso-wrap-distance-top:0;mso-wrap-distance-right:0;mso-wrap-distance-bottom:0;mso-position-horizontal:absolute;mso-position-horizontal-relative:page;mso-position-vertical:absolute;mso-position-vertical-relative:text;v-text-anchor:top" coordsize="2133600,9525" o:gfxdata="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" path="m2133599,9524l,9524,,,2133599,r,9524xe" fillcolor="black" stroked="f">
                 <v:path arrowok="t"/>
                 <w10:wrap type="topAndBottom" anchorx="page"/>
               </v:shape>
@@ -7197,7 +7209,7 @@
           </mc:Choice>
           <mc:Fallback>
             <w:pict>
-              <v:shape w14:anchorId="59C5855B" id="Graphic 11" o:spid="_x0000_s1026" style="position:absolute;margin-left:214.5pt;margin-top:16.35pt;width:168pt;height:.75pt;z-index:-15727104;visibility:visible;mso-wrap-style:square;mso-wrap-distance-left:0;mso-wrap-distance-top:0;mso-wrap-distance-right:0;mso-wrap-distance-bottom:0;mso-position-horizontal:absolute;mso-position-horizontal-relative:page;mso-position-vertical:absolute;mso-position-vertical-relative:text;v-text-anchor:top" coordsize="2133600,9525" o:gfxdata="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" path="m2133599,9524l,9524,,,2133599,r,9524xe" fillcolor="black" stroked="f">
+              <v:shape w14:anchorId="44A196F2" id="Graphic 11" o:spid="_x0000_s1026" style="position:absolute;margin-left:214.5pt;margin-top:16.35pt;width:168pt;height:.75pt;z-index:-15727104;visibility:visible;mso-wrap-style:square;mso-wrap-distance-left:0;mso-wrap-distance-top:0;mso-wrap-distance-right:0;mso-wrap-distance-bottom:0;mso-position-horizontal:absolute;mso-position-horizontal-relative:page;mso-position-vertical:absolute;mso-position-vertical-relative:text;v-text-anchor:top" coordsize="2133600,9525" o:gfxdata="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" path="m2133599,9524l,9524,,,2133599,r,9524xe" fillcolor="black" stroked="f">
                 <v:path arrowok="t"/>
                 <w10:wrap type="topAndBottom" anchorx="page"/>
               </v:shape>
@@ -7756,6 +7768,7 @@
   <w:style w:type="character" w:default="1" w:styleId="DefaultParagraphFont">
     <w:name w:val="Default Paragraph Font"/>
     <w:uiPriority w:val="1"/>
+    <w:semiHidden/>
     <w:unhideWhenUsed/>
   </w:style>
   <w:style w:type="table" w:default="1" w:styleId="TableNormal">
